--- a/stockflow-crm/docs/user-manual/Manual_de_Usuario_StockFlow_CRM.docx
+++ b/stockflow-crm/docs/user-manual/Manual_de_Usuario_StockFlow_CRM.docx
@@ -327,7 +327,7 @@
         <w:pStyle w:val="ListBullet"/>
       </w:pPr>
       <w:r>
-        <w:t>Notificaciones por email: el cliente recibe un correo en cada cambio de estado de su pedido.</w:t>
+        <w:t>Notificaciones por email: el cliente recibe un correo en cada cambio de estado de su pedido, con un PDF adjunto que resume los productos, cantidades y total del pedido.</w:t>
       </w:r>
     </w:p>
     <w:p>
@@ -1669,14 +1669,13 @@
           <w:color w:val="0E9F6E"/>
           <w:sz w:val="20"/>
         </w:rPr>
-        <w:t xml:space="preserve">⚑ Importante: </w:t>
+        <w:t>⚑ Importante: Si Gemini está saturado en el momento del análisis, el sistema lo detecta automáticamente, muestra un contador regresivo de 5 segundos y reintenta la solicitud una vez. Si el reintento también falla, se mostrará un mensaje de error. En ese caso, esperá entre 10 y 30 segundos y volvé a intentar manualmente. Esto es normal cuando se usa el plan gratuito (free trial) de Google AI Studio, que tiene un límite de solicitudes por minuto.</w:t>
       </w:r>
       <w:r>
         <w:rPr>
           <w:color w:val="6B7280"/>
           <w:sz w:val="20"/>
         </w:rPr>
-        <w:t>Si el análisis falla con un mensaje de error o demora demasiado, es posible que el servicio de Gemini esté saturado. Esto es completamente normal cuando se usa el plan gratuito (free trial) de Google AI Studio, que tiene un límite de solicitudes por minuto. Esperá unos segundos y volvé a intentarlo.</w:t>
       </w:r>
     </w:p>
     <w:p>
@@ -1980,11 +1979,9 @@
           <w:b/>
           <w:color w:val="1A56DB"/>
         </w:rPr>
-        <w:t xml:space="preserve">Asigná el proveedor: </w:t>
+        <w:t>Asigná el proveedor: seleccioná un proveedor existente escribiendo su nombre en el buscador, o escribí el nombre de uno nuevo. Si el proveedor es nuevo, aparecerá un sub-formulario con los campos Nombre de contacto* y Email* (obligatorios) y Teléfono (opcional). El botón «Confirmar factura» permanece deshabilitado hasta que esos campos estén completos.</w:t>
       </w:r>
-      <w:r>
-        <w:t>seleccioná un proveedor existente o completá los datos de uno nuevo.</w:t>
-      </w:r>
+      <w:r/>
     </w:p>
     <w:p>
       <w:pPr>
@@ -1995,11 +1992,9 @@
           <w:b/>
           <w:color w:val="1A56DB"/>
         </w:rPr>
-        <w:t xml:space="preserve">Revisá cada ítem: </w:t>
+        <w:t>Revisá cada ítem: el sistema intenta auto-detectar el producto correspondiente a cada ítem buscando coincidencias por nombre o SKU en tu catálogo. Si lo encuentra, el selector «Vincular con producto» se pre-completa automáticamente. Podés cambiarlo si la sugerencia es incorrecta, o creá uno nuevo si no existe en el catálogo.</w:t>
       </w:r>
-      <w:r>
-        <w:t>para cada ítem, seleccioná el producto de tu catálogo que corresponde, o creá uno nuevo si no existe.</w:t>
-      </w:r>
+      <w:r/>
     </w:p>
     <w:p>
       <w:pPr>
@@ -2010,11 +2005,9 @@
           <w:b/>
           <w:color w:val="1A56DB"/>
         </w:rPr>
-        <w:t xml:space="preserve">Completá el SKU del proveedor: </w:t>
+        <w:t>Completá el SKU del proveedor: si sabés el código que usa el proveedor para ese producto, ingresalo. Si el producto ya fue asociado antes a este proveedor con un SKU, el campo se autocompletará solo. El sistema recuerda esta relación para futuras facturas del mismo proveedor.</w:t>
       </w:r>
-      <w:r>
-        <w:t>si sabés el código que usa el proveedor para ese producto, ingresalo. El sistema lo recordará para futuras facturas del mismo proveedor.</w:t>
-      </w:r>
+      <w:r/>
     </w:p>
     <w:p>
       <w:pPr>
@@ -2054,14 +2047,13 @@
           <w:color w:val="0E9F6E"/>
           <w:sz w:val="20"/>
         </w:rPr>
-        <w:t xml:space="preserve">⚑ Nota: </w:t>
+        <w:t>⚑ Nota: Si el stock de algún producto queda por debajo del mínimo luego de la confirmación, el sistema enviará automáticamente un email de alerta de stock bajo al usuario que confirmó la factura.</w:t>
       </w:r>
       <w:r>
         <w:rPr>
           <w:color w:val="6B7280"/>
           <w:sz w:val="20"/>
         </w:rPr>
-        <w:t>Si el stock de algún producto queda por debajo del mínimo luego de la confirmación, recibirás una alerta de stock bajo.</w:t>
       </w:r>
     </w:p>
     <w:p>
@@ -2410,36 +2402,6 @@
                 <w:sz w:val="20"/>
               </w:rPr>
               <w:t>Mostrar solo entradas, ventas o ajustes.</w:t>
-            </w:r>
-          </w:p>
-        </w:tc>
-      </w:tr>
-      <w:tr>
-        <w:tc>
-          <w:tcPr>
-            <w:tcW w:type="dxa" w:w="2268"/>
-            <w:shd w:val="clear" w:color="auto" w:fill="FFFFFF"/>
-          </w:tcPr>
-          <w:p>
-            <w:r>
-              <w:rPr>
-                <w:sz w:val="20"/>
-              </w:rPr>
-              <w:t>Producto</w:t>
-            </w:r>
-          </w:p>
-        </w:tc>
-        <w:tc>
-          <w:tcPr>
-            <w:tcW w:type="dxa" w:w="6803"/>
-            <w:shd w:val="clear" w:color="auto" w:fill="FFFFFF"/>
-          </w:tcPr>
-          <w:p>
-            <w:r>
-              <w:rPr>
-                <w:sz w:val="20"/>
-              </w:rPr>
-              <w:t>Ver solo los movimientos de un producto específico.</w:t>
             </w:r>
           </w:p>
         </w:tc>
@@ -2965,7 +2927,7 @@
               <w:rPr>
                 <w:sz w:val="20"/>
               </w:rPr>
-              <w:t>Azul</w:t>
+              <w:t>Verde menta</w:t>
             </w:r>
           </w:p>
         </w:tc>
@@ -3009,7 +2971,7 @@
               <w:rPr>
                 <w:sz w:val="20"/>
               </w:rPr>
-              <w:t>Verde oscuro</w:t>
+              <w:t>Durazno</w:t>
             </w:r>
           </w:p>
         </w:tc>
@@ -3806,7 +3768,7 @@
           <w:color w:val="111827"/>
           <w:sz w:val="20"/>
         </w:rPr>
-        <w:t>Podés editar manualmente cualquier campo antes de confirmar. Si el error es en la cantidad o precio de un ítem, simplemente modificá el valor en la celda correspondiente. Si el ítem está completamente equivocado, tildá «Omitir» para ese ítem.</w:t>
+        <w:t>Podés corregir la asignación de producto para cualquier ítem antes de confirmar. Si la cantidad o el precio extraído son incorrectos, tildá «Omitir» para ese ítem y registrá el movimiento de stock de forma manual desde el módulo «Productos». Si el ítem está completamente equivocado, tildá «Omitir» para ignorarlo.</w:t>
       </w:r>
     </w:p>
     <w:p/>

--- a/stockflow-crm/docs/user-manual/Manual_de_Usuario_StockFlow_CRM.docx
+++ b/stockflow-crm/docs/user-manual/Manual_de_Usuario_StockFlow_CRM.docx
@@ -56,7 +56,7 @@
         <w:rPr>
           <w:color w:val="6B7280"/>
         </w:rPr>
-        <w:t>Versión 1.0  ·  April 2026</w:t>
+        <w:t>Versión 2.0  ·  Septiembre 2026</w:t>
       </w:r>
     </w:p>
     <w:p/>
@@ -475,10 +475,148 @@
     <w:p>
       <w:pPr>
         <w:pStyle w:val="Heading2"/>
+      </w:pPr>
+      <w:r>
+        <w:t>2.1  Crear tu cuenta y tu organización</w:t>
+      </w:r>
+    </w:p>
+    <w:p>
+      <w:pPr/>
+      <w:r>
+        <w:t>StockFlow CRM es multiempresa: cada persona que se registra crea su propia organización, con datos completamente separados del resto. Los productos, proveedores, clientes, pedidos y facturas de tu organización no son visibles para ninguna otra, y viceversa.</w:t>
+      </w:r>
+    </w:p>
+    <w:p>
+      <w:pPr/>
+      <w:r>
+        <w:t>Quien realiza el registro queda automáticamente como administrador de esa organización. Es el único modo de obtener el rol de administrador.</w:t>
+      </w:r>
+    </w:p>
+    <w:p>
+      <w:pPr/>
+      <w:r>
+        <w:t>Pasos para crear tu cuenta:</w:t>
+      </w:r>
+    </w:p>
+    <w:p>
+      <w:pPr>
+        <w:pStyle w:val="ListNumber"/>
+      </w:pPr>
+      <w:r>
+        <w:t>Entrá a la dirección de la aplicación y hacé clic en «Crear cuenta» (o ingresá directamente a /signup).</w:t>
+      </w:r>
+    </w:p>
+    <w:p>
+      <w:pPr>
+        <w:pStyle w:val="ListNumber"/>
+      </w:pPr>
+      <w:r>
+        <w:t>Nombre de la organización: escribí el nombre de tu negocio. Es el que va a identificar a tu CRM.</w:t>
+      </w:r>
+    </w:p>
+    <w:p>
+      <w:pPr>
+        <w:pStyle w:val="ListNumber"/>
+      </w:pPr>
+      <w:r>
+        <w:t>Nombre y apellido: tus datos de contacto como administrador.</w:t>
+      </w:r>
+    </w:p>
+    <w:p>
+      <w:pPr>
+        <w:pStyle w:val="ListNumber"/>
+      </w:pPr>
+      <w:r>
+        <w:t>Correo electrónico: usá una dirección real, porque vas a recibir ahí el enlace de verificación.</w:t>
+      </w:r>
+    </w:p>
+    <w:p>
+      <w:pPr>
+        <w:pStyle w:val="ListNumber"/>
+      </w:pPr>
+      <w:r>
+        <w:t>Teléfono: número de contacto del administrador.</w:t>
+      </w:r>
+    </w:p>
+    <w:p>
+      <w:pPr>
+        <w:pStyle w:val="ListNumber"/>
+      </w:pPr>
+      <w:r>
+        <w:t>Contraseña: elegí una contraseña segura. El sistema te avisa si no cumple los requisitos mínimos.</w:t>
+      </w:r>
+    </w:p>
+    <w:p>
+      <w:pPr>
+        <w:pStyle w:val="ListNumber"/>
+      </w:pPr>
+      <w:r>
+        <w:t>Hacé clic en «Crear cuenta». Vas a ver un aviso pidiéndote que revises tu correo.</w:t>
+      </w:r>
+    </w:p>
+    <w:p>
+      <w:pPr/>
+      <w:r>
+        <w:t>⚑ Importante: la cuenta queda creada pero todavía NO podés iniciar sesión. Primero tenés que verificar tu correo electrónico (ver el punto siguiente).</w:t>
+      </w:r>
+    </w:p>
+    <w:p>
+      <w:pPr>
+        <w:pStyle w:val="Heading2"/>
+      </w:pPr>
+      <w:r>
+        <w:t>2.2  Verificar tu correo electrónico</w:t>
+      </w:r>
+    </w:p>
+    <w:p>
+      <w:pPr/>
+      <w:r>
+        <w:t>La verificación confirma que la dirección de correo que declaraste es realmente tuya. Es un paso obligatorio: hasta completarlo, el sistema no te deja iniciar sesión.</w:t>
+      </w:r>
+    </w:p>
+    <w:p>
+      <w:pPr/>
+      <w:r>
+        <w:t>Pasos para verificar:</w:t>
+      </w:r>
+    </w:p>
+    <w:p>
+      <w:pPr>
+        <w:pStyle w:val="ListNumber"/>
+      </w:pPr>
+      <w:r>
+        <w:t>Abrí el correo que te llegó con el asunto «Confirmá tu correo — StockFlow CRM». Si no lo ves, revisá la carpeta de spam o correo no deseado.</w:t>
+      </w:r>
+    </w:p>
+    <w:p>
+      <w:pPr>
+        <w:pStyle w:val="ListNumber"/>
+      </w:pPr>
+      <w:r>
+        <w:t>Hacé clic en el botón «Verificar mi correo». Si el botón no funciona, copiá y pegá en el navegador el enlace que figura debajo.</w:t>
+      </w:r>
+    </w:p>
+    <w:p>
+      <w:pPr>
+        <w:pStyle w:val="ListNumber"/>
+      </w:pPr>
+      <w:r>
+        <w:t>Vas a ver una confirmación en pantalla. A partir de ese momento ya podés iniciar sesión con normalidad.</w:t>
+      </w:r>
+    </w:p>
+    <w:p>
+      <w:pPr/>
+      <w:r>
+        <w:t>⚑ Nota: el enlace vence a las 24 horas y sirve una sola vez. Si venció o no te llegó, pedí uno nuevo desde la pantalla de inicio de sesión con la opción de reenviar el enlace de verificación.</w:t>
+      </w:r>
+    </w:p>
+    <w:p>
+      <w:pPr>
+        <w:pStyle w:val="Heading2"/>
         <w:jc w:val="left"/>
       </w:pPr>
       <w:r>
-        <w:t>2.1  Iniciar sesión</w:t>
+        <w:t>2.3  Iniciar sesión</w:t>
       </w:r>
     </w:p>
     <w:p>
@@ -569,7 +707,7 @@
         <w:jc w:val="left"/>
       </w:pPr>
       <w:r>
-        <w:t>2.2  Cerrar sesión</w:t>
+        <w:t>2.4  Cerrar sesión</w:t>
       </w:r>
     </w:p>
     <w:p>
@@ -601,6 +739,100 @@
     <w:p>
       <w:r>
         <w:br w:type="page"/>
+      </w:r>
+    </w:p>
+    <w:p>
+      <w:pPr>
+        <w:pStyle w:val="Heading2"/>
+      </w:pPr>
+      <w:r>
+        <w:t>2.5  Gestionar los usuarios de tu equipo (solo administradores)</w:t>
+      </w:r>
+    </w:p>
+    <w:p>
+      <w:pPr/>
+      <w:r>
+        <w:t>Si sos administrador, en el menú lateral vas a ver el módulo «Usuarios». Desde ahí das de alta al resto del equipo dentro de tu organización y administrás sus permisos. Los operadores no ven este módulo.</w:t>
+      </w:r>
+    </w:p>
+    <w:p>
+      <w:pPr/>
+      <w:r>
+        <w:t>Dar de alta un usuario:</w:t>
+      </w:r>
+    </w:p>
+    <w:p>
+      <w:pPr>
+        <w:pStyle w:val="ListNumber"/>
+      </w:pPr>
+      <w:r>
+        <w:t>Entrá a «Usuarios» y hacé clic en «Nuevo usuario».</w:t>
+      </w:r>
+    </w:p>
+    <w:p>
+      <w:pPr>
+        <w:pStyle w:val="ListNumber"/>
+      </w:pPr>
+      <w:r>
+        <w:t>Completá correo electrónico, nombre y apellido, teléfono y una contraseña inicial.</w:t>
+      </w:r>
+    </w:p>
+    <w:p>
+      <w:pPr>
+        <w:pStyle w:val="ListNumber"/>
+      </w:pPr>
+      <w:r>
+        <w:t>Elegí el rol: Administrador (acceso total, incluida la gestión de usuarios) u Operador (opera el sistema pero no administra usuarios).</w:t>
+      </w:r>
+    </w:p>
+    <w:p>
+      <w:pPr>
+        <w:pStyle w:val="ListNumber"/>
+      </w:pPr>
+      <w:r>
+        <w:t>Guardá. La persona ya puede iniciar sesión con esos datos.</w:t>
+      </w:r>
+    </w:p>
+    <w:p>
+      <w:pPr/>
+      <w:r>
+        <w:t>Otras acciones disponibles:</w:t>
+      </w:r>
+    </w:p>
+    <w:p>
+      <w:pPr>
+        <w:pStyle w:val="ListBullet"/>
+      </w:pPr>
+      <w:r>
+        <w:t>Cambiar el rol de un integrante entre administrador y operador.</w:t>
+      </w:r>
+    </w:p>
+    <w:p>
+      <w:pPr>
+        <w:pStyle w:val="ListBullet"/>
+      </w:pPr>
+      <w:r>
+        <w:t>Desactivar una cuenta: la persona deja de poder iniciar sesión, pero su historial se conserva. Es la opción recomendada cuando alguien deja el equipo.</w:t>
+      </w:r>
+    </w:p>
+    <w:p>
+      <w:pPr>
+        <w:pStyle w:val="ListBullet"/>
+      </w:pPr>
+      <w:r>
+        <w:t>Eliminar un usuario de forma definitiva.</w:t>
+      </w:r>
+    </w:p>
+    <w:p>
+      <w:pPr/>
+      <w:r>
+        <w:t>⚑ Importante: el sistema no te permite dejar a la organización sin ningún administrador activo, ni eliminar tu propia cuenta. Si sos el único administrador, primero designá a otro.</w:t>
+      </w:r>
+    </w:p>
+    <w:p>
+      <w:pPr/>
+      <w:r>
+        <w:t>⚑ Nota: solo ves y administrás usuarios de tu propia organización. Los usuarios de otras organizaciones son invisibles para vos.</w:t>
       </w:r>
     </w:p>
     <w:p>

--- a/stockflow-crm/docs/user-manual/Manual_de_Usuario_StockFlow_CRM.docx
+++ b/stockflow-crm/docs/user-manual/Manual_de_Usuario_StockFlow_CRM.docx
@@ -233,30 +233,22 @@
           <w:b/>
           <w:color w:val="1A56DB"/>
         </w:rPr>
-        <w:t xml:space="preserve">10.  </w:t>
+        <w:t>10.  Preguntas frecuentes</w:t>
       </w:r>
-      <w:r>
-        <w:t>Flujos de trabajo principales</w:t>
-      </w:r>
-    </w:p>
-    <w:p>
-      <w:pPr>
-        <w:pStyle w:val="ListBullet"/>
-      </w:pPr>
-      <w:r>
-        <w:rPr>
-          <w:b/>
-          <w:color w:val="1A56DB"/>
-        </w:rPr>
-        <w:t xml:space="preserve">11.  </w:t>
-      </w:r>
-      <w:r>
-        <w:t>Preguntas frecuentes</w:t>
-      </w:r>
+      <w:r/>
     </w:p>
     <w:p>
       <w:r>
         <w:br w:type="page"/>
+      </w:r>
+    </w:p>
+    <w:p>
+      <w:pPr/>
+      <w:r>
+        <w:rPr>
+          <w:i/>
+        </w:rPr>
+        <w:t>Nota: la lógica interna de cada proceso —autenticación, procesamiento de facturas con IA, altas, bajas y modificaciones— está documentada en el documento «Diagramas de Flujo». Este manual describe cómo operar el sistema desde la interfaz.</w:t>
       </w:r>
     </w:p>
     <w:p>
@@ -3685,300 +3677,7 @@
         <w:rPr>
           <w:color w:val="1A56DB"/>
         </w:rPr>
-        <w:t>10. Flujos de trabajo principales</w:t>
-      </w:r>
-    </w:p>
-    <w:p>
-      <w:pPr>
-        <w:pStyle w:val="Heading2"/>
-        <w:jc w:val="left"/>
-      </w:pPr>
-      <w:r>
-        <w:t>Flujo A — Recepción de mercadería con factura</w:t>
-      </w:r>
-    </w:p>
-    <w:p>
-      <w:pPr>
-        <w:pStyle w:val="ListNumber"/>
-      </w:pPr>
-      <w:r>
-        <w:rPr>
-          <w:b/>
-          <w:color w:val="1A56DB"/>
-        </w:rPr>
-        <w:t xml:space="preserve">Recibís mercadería del proveedor junto con una factura en papel o digital: </w:t>
-      </w:r>
-      <w:r/>
-    </w:p>
-    <w:p>
-      <w:pPr>
-        <w:pStyle w:val="ListNumber"/>
-      </w:pPr>
-      <w:r>
-        <w:rPr>
-          <w:b/>
-          <w:color w:val="1A56DB"/>
-        </w:rPr>
-        <w:t xml:space="preserve">Vas al módulo «Facturas»: </w:t>
-      </w:r>
-      <w:r>
-        <w:t xml:space="preserve"> y hacés clic en «Procesar factura».</w:t>
-      </w:r>
-    </w:p>
-    <w:p>
-      <w:pPr>
-        <w:pStyle w:val="ListNumber"/>
-      </w:pPr>
-      <w:r>
-        <w:rPr>
-          <w:b/>
-          <w:color w:val="1A56DB"/>
-        </w:rPr>
-        <w:t xml:space="preserve">Subís la imagen o PDF de la factura: </w:t>
-      </w:r>
-      <w:r>
-        <w:t xml:space="preserve"> y esperás el análisis de la IA.</w:t>
-      </w:r>
-    </w:p>
-    <w:p>
-      <w:pPr>
-        <w:pStyle w:val="ListNumber"/>
-      </w:pPr>
-      <w:r>
-        <w:rPr>
-          <w:b/>
-          <w:color w:val="1A56DB"/>
-        </w:rPr>
-        <w:t xml:space="preserve">Revisás los ítems detectados: </w:t>
-      </w:r>
-      <w:r>
-        <w:t xml:space="preserve"> corrigiendo o confirmando cada uno y asignando los productos del catálogo.</w:t>
-      </w:r>
-    </w:p>
-    <w:p>
-      <w:pPr>
-        <w:pStyle w:val="ListNumber"/>
-      </w:pPr>
-      <w:r>
-        <w:rPr>
-          <w:b/>
-          <w:color w:val="1A56DB"/>
-        </w:rPr>
-        <w:t xml:space="preserve">Confirmás la factura: </w:t>
-      </w:r>
-      <w:r>
-        <w:t xml:space="preserve"> el stock se actualiza automáticamente para cada producto confirmado.</w:t>
-      </w:r>
-    </w:p>
-    <w:p>
-      <w:pPr>
-        <w:pStyle w:val="ListNumber"/>
-      </w:pPr>
-      <w:r>
-        <w:rPr>
-          <w:b/>
-          <w:color w:val="1A56DB"/>
-        </w:rPr>
-        <w:t xml:space="preserve">Verificás en el módulo «Productos»: </w:t>
-      </w:r>
-      <w:r>
-        <w:t xml:space="preserve"> que los stocks quedaron correctos.</w:t>
-      </w:r>
-    </w:p>
-    <w:p>
-      <w:pPr>
-        <w:pStyle w:val="ListNumber"/>
-      </w:pPr>
-      <w:r>
-        <w:rPr>
-          <w:b/>
-          <w:color w:val="1A56DB"/>
-        </w:rPr>
-        <w:t xml:space="preserve">Consultás en «Movimientos»: </w:t>
-      </w:r>
-      <w:r>
-        <w:t xml:space="preserve"> para ver el registro de entradas generado.</w:t>
-      </w:r>
-    </w:p>
-    <w:p/>
-    <w:p>
-      <w:pPr>
-        <w:pStyle w:val="Heading2"/>
-        <w:jc w:val="left"/>
-      </w:pPr>
-      <w:r>
-        <w:t>Flujo B — Gestión de un pedido de cliente</w:t>
-      </w:r>
-    </w:p>
-    <w:p>
-      <w:pPr>
-        <w:pStyle w:val="ListNumber"/>
-      </w:pPr>
-      <w:r>
-        <w:rPr>
-          <w:b/>
-          <w:color w:val="1A56DB"/>
-        </w:rPr>
-        <w:t xml:space="preserve">El cliente realiza un pedido: </w:t>
-      </w:r>
-      <w:r>
-        <w:t xml:space="preserve"> vas al módulo «Pedidos» y hacés clic en «Nuevo pedido».</w:t>
-      </w:r>
-    </w:p>
-    <w:p>
-      <w:pPr>
-        <w:pStyle w:val="ListNumber"/>
-      </w:pPr>
-      <w:r>
-        <w:rPr>
-          <w:b/>
-          <w:color w:val="1A56DB"/>
-        </w:rPr>
-        <w:t xml:space="preserve">Seleccionás al cliente: </w:t>
-      </w:r>
-      <w:r>
-        <w:t xml:space="preserve"> y creás el pedido.</w:t>
-      </w:r>
-    </w:p>
-    <w:p>
-      <w:pPr>
-        <w:pStyle w:val="ListNumber"/>
-      </w:pPr>
-      <w:r>
-        <w:rPr>
-          <w:b/>
-          <w:color w:val="1A56DB"/>
-        </w:rPr>
-        <w:t xml:space="preserve">Agregás los productos: </w:t>
-      </w:r>
-      <w:r>
-        <w:t xml:space="preserve"> verificando que el stock disponible sea suficiente.</w:t>
-      </w:r>
-    </w:p>
-    <w:p>
-      <w:pPr>
-        <w:pStyle w:val="ListNumber"/>
-      </w:pPr>
-      <w:r>
-        <w:rPr>
-          <w:b/>
-          <w:color w:val="1A56DB"/>
-        </w:rPr>
-        <w:t xml:space="preserve">Al preparar el pedido: </w:t>
-      </w:r>
-      <w:r>
-        <w:t xml:space="preserve"> hacés clic en «Avanzar» → pasa a «Procesando» y el stock se descuenta.</w:t>
-      </w:r>
-    </w:p>
-    <w:p>
-      <w:pPr>
-        <w:pStyle w:val="ListNumber"/>
-      </w:pPr>
-      <w:r>
-        <w:rPr>
-          <w:b/>
-          <w:color w:val="1A56DB"/>
-        </w:rPr>
-        <w:t xml:space="preserve">Al despachar el pedido: </w:t>
-      </w:r>
-      <w:r>
-        <w:t xml:space="preserve"> hacés clic en «Avanzar» → pasa a «Enviado». El cliente recibe un email.</w:t>
-      </w:r>
-    </w:p>
-    <w:p>
-      <w:pPr>
-        <w:pStyle w:val="ListNumber"/>
-      </w:pPr>
-      <w:r>
-        <w:rPr>
-          <w:b/>
-          <w:color w:val="1A56DB"/>
-        </w:rPr>
-        <w:t xml:space="preserve">Al confirmar la entrega: </w:t>
-      </w:r>
-      <w:r>
-        <w:t xml:space="preserve"> hacés clic en «Avanzar» → pasa a «Entregado». El cliente recibe un email de confirmación.</w:t>
-      </w:r>
-    </w:p>
-    <w:p/>
-    <w:p>
-      <w:pPr>
-        <w:pStyle w:val="Heading2"/>
-        <w:jc w:val="left"/>
-      </w:pPr>
-      <w:r>
-        <w:t>Flujo C — Alta de producto nuevo desde una factura</w:t>
-      </w:r>
-    </w:p>
-    <w:p>
-      <w:r>
-        <w:rPr>
-          <w:b w:val="0"/>
-          <w:sz w:val="22"/>
-        </w:rPr>
-        <w:t>Cuando la IA detecta un ítem en la factura que no existe en el catálogo, podés crearlo directamente desde la pantalla de revisión:</w:t>
-      </w:r>
-    </w:p>
-    <w:p>
-      <w:pPr>
-        <w:pStyle w:val="ListNumber"/>
-      </w:pPr>
-      <w:r>
-        <w:rPr>
-          <w:b/>
-          <w:color w:val="1A56DB"/>
-        </w:rPr>
-        <w:t xml:space="preserve">En la columna «Producto»: </w:t>
-      </w:r>
-      <w:r>
-        <w:t xml:space="preserve"> dejá el selector vacío y tildá «Crear producto nuevo».</w:t>
-      </w:r>
-    </w:p>
-    <w:p>
-      <w:pPr>
-        <w:pStyle w:val="ListNumber"/>
-      </w:pPr>
-      <w:r>
-        <w:rPr>
-          <w:b/>
-          <w:color w:val="1A56DB"/>
-        </w:rPr>
-        <w:t xml:space="preserve">Completá el SKU, nombre, precio y stock mínimo: </w:t>
-      </w:r>
-      <w:r>
-        <w:t xml:space="preserve"> del nuevo producto.</w:t>
-      </w:r>
-    </w:p>
-    <w:p>
-      <w:pPr>
-        <w:pStyle w:val="ListNumber"/>
-      </w:pPr>
-      <w:r>
-        <w:rPr>
-          <w:b/>
-          <w:color w:val="1A56DB"/>
-        </w:rPr>
-        <w:t xml:space="preserve">Al confirmar la factura: </w:t>
-      </w:r>
-      <w:r>
-        <w:t xml:space="preserve"> el producto se crea en el catálogo y el stock se inicializa con la cantidad de la factura.</w:t>
-      </w:r>
-    </w:p>
-    <w:p>
-      <w:r>
-        <w:br w:type="page"/>
-      </w:r>
-    </w:p>
-    <w:p>
-      <w:pPr>
-        <w:pStyle w:val="Heading1"/>
-        <w:jc w:val="left"/>
-      </w:pPr>
-      <w:r>
-        <w:rPr>
-          <w:color w:val="1A56DB"/>
-        </w:rPr>
-        <w:t>11. Preguntas frecuentes</w:t>
+        <w:t>10. Preguntas frecuentes</w:t>
       </w:r>
     </w:p>
     <w:p>

--- a/stockflow-crm/docs/user-manual/Manual_de_Usuario_StockFlow_CRM.docx
+++ b/stockflow-crm/docs/user-manual/Manual_de_Usuario_StockFlow_CRM.docx
@@ -750,6 +750,12 @@
     <w:p>
       <w:pPr/>
       <w:r>
+        <w:t>La cuenta con la que se crea la organización queda siempre como administradora: es la primera y, hasta que designe a alguien más, la única que puede gestionar usuarios. El resto de las cuentas las da de alta un administrador desde este módulo, eligiendo el rol de cada una.</w:t>
+      </w:r>
+    </w:p>
+    <w:p>
+      <w:pPr/>
+      <w:r>
         <w:t>Dar de alta un usuario:</w:t>
       </w:r>
     </w:p>
@@ -782,7 +788,7 @@
         <w:pStyle w:val="ListNumber"/>
       </w:pPr>
       <w:r>
-        <w:t>Guardá. La persona ya puede iniciar sesión con esos datos.</w:t>
+        <w:t>Guardá. El sistema le envía un correo para que verifique su dirección. Hasta que lo haga no va a poder iniciar sesión: en la lista figura como «Falta verificar el correo».</w:t>
       </w:r>
     </w:p>
     <w:p>
@@ -818,7 +824,7 @@
     <w:p>
       <w:pPr/>
       <w:r>
-        <w:t>⚑ Importante: el sistema no te permite dejar a la organización sin ningún administrador activo, ni eliminar tu propia cuenta. Si sos el único administrador, primero designá a otro.</w:t>
+        <w:t>⚑ Importante: hay tres cosas que el sistema no te va a dejar hacer sobre tu propia cuenta, porque te dejarían sin manera de volver atrás: quitarte el rol de administrador, desactivarte y eliminarte. Cambiar el rol es una puerta de un solo sentido: en cuanto se aplica, perdés el acceso al módulo «Usuarios» y ya no podrías revertirlo. Si de verdad querés que tu cuenta pase a ser operadora, pedile a otro administrador que haga el cambio. Tampoco se puede dejar a la organización sin ningún administrador activo: si sos el único, primero designá a otro.</w:t>
       </w:r>
     </w:p>
     <w:p>
@@ -2216,7 +2222,7 @@
           <w:b/>
           <w:color w:val="1A56DB"/>
         </w:rPr>
-        <w:t>Revisá cada ítem: el sistema intenta auto-detectar el producto correspondiente a cada ítem buscando coincidencias por nombre o SKU en tu catálogo. Si lo encuentra, el selector «Vincular con producto» se pre-completa automáticamente. Podés cambiarlo si la sugerencia es incorrecta, o creá uno nuevo si no existe en el catálogo.</w:t>
+        <w:t>Revisá cada ítem: el sistema intenta auto-detectar el producto correspondiente a cada ítem buscando coincidencias por nombre o SKU en tu catálogo. Si lo encuentra, el selector «Asociar a producto» se pre-completa automáticamente. Podés cambiarlo si la sugerencia es incorrecta, o creá uno nuevo si no existe en el catálogo.</w:t>
       </w:r>
       <w:r/>
     </w:p>
@@ -2257,11 +2263,9 @@
           <w:b/>
           <w:color w:val="1A56DB"/>
         </w:rPr>
-        <w:t xml:space="preserve">Hacé clic en «Confirmar factura»: </w:t>
+        <w:t>Hacé clic en «Confirmar factura». El stock se actualiza solo para las líneas que asociaste a un producto, y por cada una de ellas se genera un movimiento de tipo «Entrada». Las líneas que omitiste no tocan el stock ni generan movimiento: quedan guardadas en la factura, tachadas y con la etiqueta «Omitida», para que después se pueda ver qué traía el documento y qué se decidió no cargar.</w:t>
       </w:r>
-      <w:r>
-        <w:t>el stock de cada producto se actualiza automáticamente. Se generan movimientos de tipo «Entrada» por cada ítem confirmado.</w:t>
-      </w:r>
+      <w:r/>
     </w:p>
     <w:p/>
     <w:p>

--- a/stockflow-crm/docs/user-manual/Manual_de_Usuario_StockFlow_CRM.docx
+++ b/stockflow-crm/docs/user-manual/Manual_de_Usuario_StockFlow_CRM.docx
@@ -691,6 +691,16 @@
           <w:sz w:val="20"/>
         </w:rPr>
         <w:t>Si olvidaste tu contraseña, contactá al administrador del sistema para que la restablezca.</w:t>
+      </w:r>
+    </w:p>
+    <w:p>
+      <w:r>
+        <w:rPr>
+          <w:b/>
+          <w:color w:val="0E9F6E"/>
+          <w:sz w:val="20"/>
+        </w:rPr>
+        <w:t>⚑ Nota: Si estuviste un rato largo sin usar el sistema, la sesión se cierra sola por seguridad. Vas a ver el formulario de ingreso con un aviso que lo explica, y al volver a entrar el sistema te devuelve a la pantalla en la que estabas trabajando.</w:t>
       </w:r>
     </w:p>
     <w:p>
@@ -1776,7 +1786,7 @@
           <w:b w:val="0"/>
           <w:sz w:val="22"/>
         </w:rPr>
-        <w:t>Usá los íconos de edición y eliminación en la tabla. Un proveedor puede eliminarse siempre que no tenga facturas asociadas.</w:t>
+        <w:t>Usá los botones de edición y eliminación en la tabla. Un proveedor puede eliminarse siempre que no tenga facturas cargadas: si las tiene, el botón «Eliminar» aparece deshabilitado y al apoyar el puntero sobre él se lee cuántas facturas lo están reteniendo. Es a propósito: borrarlo dejaría sin origen a los movimientos de stock que generaron esas facturas.</w:t>
       </w:r>
     </w:p>
     <w:p>
@@ -2702,6 +2712,15 @@
       </w:r>
     </w:p>
     <w:p>
+      <w:r>
+        <w:rPr>
+          <w:b w:val="0"/>
+          <w:sz w:val="22"/>
+        </w:rPr>
+        <w:t>Un cliente con pedidos registrados no se puede eliminar: el botón queda deshabilitado e indica cuántos pedidos tiene. El historial de ventas es justamente lo que da sentido a la ficha del cliente, así que se conserva.</w:t>
+      </w:r>
+    </w:p>
+    <w:p>
       <w:pPr>
         <w:pStyle w:val="Heading2"/>
         <w:jc w:val="left"/>
@@ -3409,14 +3428,7 @@
           <w:color w:val="0E9F6E"/>
           <w:sz w:val="20"/>
         </w:rPr>
-        <w:t xml:space="preserve">⚑ Nota: </w:t>
-      </w:r>
-      <w:r>
-        <w:rPr>
-          <w:color w:val="6B7280"/>
-          <w:sz w:val="20"/>
-        </w:rPr>
-        <w:t>Podés agregar varios ítems al mismo pedido. Usá el ícono de papelera para quitar un ítem antes de procesar el pedido.</w:t>
+        <w:t>⚑ Nota: Podés agregar varios ítems al mismo pedido, incluso el mismo producto en más de una línea. En ese caso el sistema suma todo lo que el pedido reserva de ese producto: si entre las líneas se supera el stock, te lo avisa al agregar la línea, indicando cuánto queda y cuánto ya está reservado. Usá «Quitar» para sacar una línea mientras el pedido siga pendiente.</w:t>
       </w:r>
     </w:p>
     <w:p>

--- a/stockflow-crm/docs/user-manual/Manual_de_Usuario_StockFlow_CRM.docx
+++ b/stockflow-crm/docs/user-manual/Manual_de_Usuario_StockFlow_CRM.docx
@@ -1657,6 +1657,16 @@
       </w:r>
     </w:p>
     <w:p>
+      <w:r>
+        <w:rPr>
+          <w:b/>
+          <w:color w:val="0E9F6E"/>
+          <w:sz w:val="20"/>
+        </w:rPr>
+        <w:t>⚑ Nota: Al guardar se envían únicamente los campos que modificaste. Si otra persona cambió otro dato del mismo producto mientras tenías la ficha abierta, ese cambio se conserva.</w:t>
+      </w:r>
+    </w:p>
+    <w:p>
       <w:pPr>
         <w:pStyle w:val="Heading2"/>
         <w:jc w:val="left"/>
@@ -1942,6 +1952,15 @@
       </w:pPr>
       <w:r>
         <w:t>Paso 2 — Revisar y confirmar</w:t>
+      </w:r>
+    </w:p>
+    <w:p>
+      <w:r>
+        <w:rPr>
+          <w:b w:val="0"/>
+          <w:sz w:val="22"/>
+        </w:rPr>
+        <w:t>⚑ Nota: No hace falta terminar la revisión de una sola vez. La factura queda pendiente y podés retomarla desde el botón «Revisar» del listado: las asociaciones que propuso la lectura automática siguen ahí.</w:t>
       </w:r>
     </w:p>
     <w:p>
